--- a/Резюме.docx
+++ b/Резюме.docx
@@ -17,56 +17,18 @@
           <w:b/>
           <w:bCs/>
         </w:rPr>
-        <w:t xml:space="preserve">Пашков Данил Палвович - </w:t>
-      </w:r>
-      <w:r>
-        <w:rPr>
-          <w:b/>
-          <w:bCs/>
-        </w:rPr>
-        <w:t xml:space="preserve">19 лет, Екатеринбург, </w:t>
-      </w:r>
-      <w:r>
-        <w:rPr>
-          <w:b/>
-          <w:bCs/>
-        </w:rPr>
-        <w:t>3 курс ФИИТ УрФУ</w:t>
-      </w:r>
-      <w:r>
-        <w:rPr>
-          <w:b/>
-          <w:bCs/>
-        </w:rPr>
-        <w:br/>
-        <w:br/>
-      </w:r>
-      <w:r>
-        <w:rPr>
-          <w:b w:val="false"/>
-          <w:bCs w:val="false"/>
-          <w:sz w:val="20"/>
-          <w:szCs w:val="20"/>
-        </w:rPr>
-        <w:t>Контакт</w:t>
-      </w:r>
-      <w:r>
-        <w:rPr>
-          <w:b w:val="false"/>
-          <w:bCs w:val="false"/>
-          <w:sz w:val="20"/>
-          <w:szCs w:val="20"/>
-        </w:rPr>
-        <w:t>ная информация</w:t>
-      </w:r>
-      <w:r>
-        <w:rPr>
-          <w:b w:val="false"/>
-          <w:bCs w:val="false"/>
-          <w:sz w:val="20"/>
-          <w:szCs w:val="20"/>
-        </w:rPr>
-        <w:t>:</w:t>
+        <w:t>Пашков Данил Палвович - 19 лет, Екатеринбург, 3 курс ФИИТ УрФУ</w:t>
+        <w:br/>
+        <w:br/>
+      </w:r>
+      <w:r>
+        <w:rPr>
+          <w:b w:val="false"/>
+          <w:bCs w:val="false"/>
+          <w:sz w:val="20"/>
+          <w:szCs w:val="20"/>
+        </w:rPr>
+        <w:t>Контактная информация:</w:t>
         <w:br/>
         <w:t xml:space="preserve">- email — </w:t>
       </w:r>
@@ -124,6 +86,37 @@
           <w:sz w:val="20"/>
           <w:szCs w:val="20"/>
         </w:rPr>
+        <w:t xml:space="preserve">- </w:t>
+      </w:r>
+      <w:r>
+        <w:rPr>
+          <w:b w:val="false"/>
+          <w:bCs w:val="false"/>
+          <w:sz w:val="20"/>
+          <w:szCs w:val="20"/>
+        </w:rPr>
+        <w:t>github — github.com/flowboybe</w:t>
+      </w:r>
+    </w:p>
+    <w:p>
+      <w:pPr>
+        <w:pStyle w:val="Normal"/>
+        <w:bidi w:val="0"/>
+        <w:jc w:val="start"/>
+        <w:rPr>
+          <w:b w:val="false"/>
+          <w:bCs w:val="false"/>
+          <w:sz w:val="20"/>
+          <w:szCs w:val="20"/>
+        </w:rPr>
+      </w:pPr>
+      <w:r>
+        <w:rPr>
+          <w:b w:val="false"/>
+          <w:bCs w:val="false"/>
+          <w:sz w:val="20"/>
+          <w:szCs w:val="20"/>
+        </w:rPr>
       </w:r>
     </w:p>
     <w:p>
@@ -181,70 +174,7 @@
           <w:sz w:val="20"/>
           <w:szCs w:val="20"/>
         </w:rPr>
-        <w:t>Активно пользуюсь Git,</w:t>
-      </w:r>
-      <w:r>
-        <w:rPr>
-          <w:sz w:val="20"/>
-          <w:szCs w:val="20"/>
-        </w:rPr>
-        <w:t xml:space="preserve"> </w:t>
-      </w:r>
-      <w:r>
-        <w:rPr>
-          <w:sz w:val="20"/>
-          <w:szCs w:val="20"/>
-        </w:rPr>
-        <w:t>п</w:t>
-      </w:r>
-      <w:r>
-        <w:rPr>
-          <w:sz w:val="20"/>
-          <w:szCs w:val="20"/>
-        </w:rPr>
-        <w:t xml:space="preserve">онимаю принципы ООП, </w:t>
-      </w:r>
-      <w:r>
-        <w:rPr>
-          <w:sz w:val="20"/>
-          <w:szCs w:val="20"/>
-        </w:rPr>
-        <w:t>и</w:t>
-      </w:r>
-      <w:r>
-        <w:rPr>
-          <w:sz w:val="20"/>
-          <w:szCs w:val="20"/>
-        </w:rPr>
-        <w:t>спользовал Docker для локального развертывания сервисов и знаком с базовыми концепциями брокеров сообщений (</w:t>
-      </w:r>
-      <w:r>
-        <w:rPr>
-          <w:sz w:val="20"/>
-          <w:szCs w:val="20"/>
-        </w:rPr>
-        <w:t>Apache Kafka</w:t>
-      </w:r>
-      <w:r>
-        <w:rPr>
-          <w:sz w:val="20"/>
-          <w:szCs w:val="20"/>
-        </w:rPr>
-        <w:t xml:space="preserve">). </w:t>
-      </w:r>
-      <w:r>
-        <w:rPr>
-          <w:sz w:val="20"/>
-          <w:szCs w:val="20"/>
-        </w:rPr>
-        <w:t xml:space="preserve">Умею писать сырые SQL-запросы и настраивать миграции. </w:t>
-      </w:r>
-      <w:r>
-        <w:rPr>
-          <w:sz w:val="20"/>
-          <w:szCs w:val="20"/>
-        </w:rPr>
-        <w:t>Имею опыт как самостоятельного проектирования сервисов с нуля, так и командной разработки в рамках учебных проектов.</w:t>
+        <w:t>Активно пользуюсь Git, понимаю принципы ООП, использовал Docker для локального развертывания сервисов и знаком с базовыми концепциями брокеров сообщений (Apache Kafka). Умею писать сырые SQL-запросы и настраивать миграции. Имею опыт как самостоятельного проектирования сервисов с нуля, так и командной разработки в рамках учебных проектов.</w:t>
       </w:r>
     </w:p>
     <w:p>
@@ -311,12 +241,6 @@
           <w:szCs w:val="20"/>
         </w:rPr>
         <w:t>Технические навыки:</w:t>
-      </w:r>
-      <w:r>
-        <w:rPr>
-          <w:sz w:val="20"/>
-          <w:szCs w:val="20"/>
-        </w:rPr>
         <w:br/>
         <w:t>Backend:</w:t>
         <w:br/>
@@ -432,21 +356,7 @@
         </w:rPr>
         <w:t>Прочее:</w:t>
         <w:br/>
-        <w:t xml:space="preserve">- Python: написание системных утилит(torrent-клиент, векторизатор </w:t>
-      </w:r>
-      <w:r>
-        <w:rPr>
-          <w:sz w:val="20"/>
-          <w:szCs w:val="20"/>
-        </w:rPr>
-        <w:t xml:space="preserve">текста, png-парсер, tcp-ping websocket-chat, dns-resolver…),  machine learning, </w:t>
-      </w:r>
-      <w:r>
-        <w:rPr>
-          <w:sz w:val="20"/>
-          <w:szCs w:val="20"/>
-        </w:rPr>
-        <w:t>fastapi</w:t>
+        <w:t>- Python: написание системных утилит(torrent-клиент, векторизатор текста, png-парсер, tcp-ping websocket-chat, dns-resolver…),  machine learning, fastapi</w:t>
       </w:r>
     </w:p>
     <w:p>
@@ -504,63 +414,7 @@
           <w:sz w:val="20"/>
           <w:szCs w:val="20"/>
         </w:rPr>
-        <w:t xml:space="preserve">- </w:t>
-      </w:r>
-      <w:r>
-        <w:rPr>
-          <w:sz w:val="20"/>
-          <w:szCs w:val="20"/>
-        </w:rPr>
-        <w:t xml:space="preserve">Архитектура ЭВМ: построение процессора начиная с простых логических вентилей(Nand), написание транслятора </w:t>
-      </w:r>
-      <w:r>
-        <w:rPr>
-          <w:sz w:val="20"/>
-          <w:szCs w:val="20"/>
-        </w:rPr>
-        <w:t>VM кода и</w:t>
-      </w:r>
-      <w:r>
-        <w:rPr>
-          <w:sz w:val="20"/>
-          <w:szCs w:val="20"/>
-        </w:rPr>
-        <w:t xml:space="preserve"> </w:t>
-      </w:r>
-      <w:r>
-        <w:rPr>
-          <w:sz w:val="20"/>
-          <w:szCs w:val="20"/>
-        </w:rPr>
-        <w:t>Assemler</w:t>
-      </w:r>
-      <w:r>
-        <w:rPr>
-          <w:sz w:val="20"/>
-          <w:szCs w:val="20"/>
-        </w:rPr>
-        <w:t xml:space="preserve"> </w:t>
-      </w:r>
-      <w:r>
-        <w:rPr>
-          <w:sz w:val="20"/>
-          <w:szCs w:val="20"/>
-        </w:rPr>
-        <w:t>н</w:t>
-      </w:r>
-      <w:r>
-        <w:rPr>
-          <w:sz w:val="20"/>
-          <w:szCs w:val="20"/>
-        </w:rPr>
-        <w:t>а C#, разработка игры на низкоуровневом ЯП Jack.</w:t>
-      </w:r>
-      <w:r>
-        <w:rPr>
-          <w:sz w:val="20"/>
-          <w:szCs w:val="20"/>
-        </w:rPr>
-        <w:t xml:space="preserve"> </w:t>
+        <w:t xml:space="preserve">- Архитектура ЭВМ: построение процессора начиная с простых логических вентилей(Nand), написание транслятора VM кода и Assemler на C#, разработка игры на низкоуровневом ЯП Jack. </w:t>
         <w:br/>
         <w:t>- Английский язык B2/C1</w:t>
         <w:br/>
@@ -593,16 +447,7 @@
           <w:sz w:val="20"/>
           <w:szCs w:val="20"/>
         </w:rPr>
-        <w:t>С</w:t>
-      </w:r>
-      <w:r>
-        <w:rPr>
-          <w:b w:val="false"/>
-          <w:bCs w:val="false"/>
-          <w:sz w:val="20"/>
-          <w:szCs w:val="20"/>
-        </w:rPr>
-        <w:t>ервис</w:t>
+        <w:t>Сервис</w:t>
       </w:r>
       <w:r>
         <w:rPr>
@@ -627,14 +472,7 @@
           <w:sz w:val="20"/>
           <w:szCs w:val="20"/>
         </w:rPr>
-        <w:t>Позволяет</w:t>
-      </w:r>
-      <w:r>
-        <w:rPr>
-          <w:sz w:val="20"/>
-          <w:szCs w:val="20"/>
-        </w:rPr>
-        <w:t xml:space="preserve"> отправлять уведомления по созданным шаблонам. Обеспечивает гарантию доставки уведомлений.</w:t>
+        <w:t>Позволяет отправлять уведомления по созданным шаблонам. Обеспечивает гарантию доставки уведомлений.</w:t>
       </w:r>
     </w:p>
     <w:p>
@@ -719,16 +557,7 @@
           <w:sz w:val="20"/>
           <w:szCs w:val="20"/>
         </w:rPr>
-        <w:t>Серверная часть сайта-гаранта для сделок фрилансеро</w:t>
-      </w:r>
-      <w:r>
-        <w:rPr>
-          <w:b w:val="false"/>
-          <w:bCs w:val="false"/>
-          <w:sz w:val="20"/>
-          <w:szCs w:val="20"/>
-        </w:rPr>
-        <w:t>в.</w:t>
+        <w:t>Серверная часть сайта-гаранта для сделок фрилансеров.</w:t>
       </w:r>
     </w:p>
     <w:p>
@@ -789,25 +618,7 @@
           <w:sz w:val="20"/>
           <w:szCs w:val="20"/>
         </w:rPr>
-        <w:t xml:space="preserve">Технологии: </w:t>
-      </w:r>
-      <w:r>
-        <w:rPr>
-          <w:b w:val="false"/>
-          <w:bCs w:val="false"/>
-          <w:sz w:val="20"/>
-          <w:szCs w:val="20"/>
-        </w:rPr>
-        <w:t xml:space="preserve">.NET, ASP.NET, EF Core, PostgreSQL, Docker, Github Actions, </w:t>
-      </w:r>
-      <w:r>
-        <w:rPr>
-          <w:b w:val="false"/>
-          <w:bCs w:val="false"/>
-          <w:sz w:val="20"/>
-          <w:szCs w:val="20"/>
-        </w:rPr>
-        <w:t>MinIO.</w:t>
+        <w:t>Технологии: .NET, ASP.NET, EF Core, PostgreSQL, Docker, Github Actions, MinIO.</w:t>
       </w:r>
     </w:p>
     <w:p>
@@ -872,25 +683,7 @@
           <w:sz w:val="20"/>
           <w:szCs w:val="20"/>
         </w:rPr>
-        <w:t xml:space="preserve">- ArcadeWorld - сборник миниигр на js </w:t>
-      </w:r>
-      <w:r>
-        <w:rPr>
-          <w:b w:val="false"/>
-          <w:bCs w:val="false"/>
-          <w:sz w:val="20"/>
-          <w:szCs w:val="20"/>
-        </w:rPr>
-        <w:t>без использования библиотек</w:t>
-      </w:r>
-      <w:r>
-        <w:rPr>
-          <w:b w:val="false"/>
-          <w:bCs w:val="false"/>
-          <w:sz w:val="20"/>
-          <w:szCs w:val="20"/>
-        </w:rPr>
-        <w:t>.</w:t>
+        <w:t>- ArcadeWorld - сборник миниигр на js без использования библиотек.</w:t>
       </w:r>
     </w:p>
     <w:p>
@@ -1274,6 +1067,7 @@
       <w:pgNumType w:fmt="decimal"/>
       <w:formProt w:val="false"/>
       <w:textDirection w:val="lrTb"/>
+      <w:docGrid w:type="default" w:linePitch="100" w:charSpace="0"/>
     </w:sectPr>
   </w:body>
 </w:document>
@@ -1293,7 +1087,6 @@
     </w:rPrDefault>
     <w:pPrDefault>
       <w:pPr>
-        <w:widowControl/>
         <w:suppressAutoHyphens w:val="true"/>
       </w:pPr>
     </w:pPrDefault>
@@ -1303,7 +1096,10 @@
     <w:qFormat/>
     <w:pPr>
       <w:widowControl/>
+      <w:suppressAutoHyphens w:val="true"/>
       <w:bidi w:val="0"/>
+      <w:spacing w:before="0" w:after="0"/>
+      <w:jc w:val="start"/>
     </w:pPr>
     <w:rPr>
       <w:rFonts w:ascii="Liberation Serif" w:hAnsi="Liberation Serif" w:eastAsia="Noto Sans" w:cs="Noto Sans Devanagari"/>
@@ -1321,8 +1117,8 @@
       <w:u w:val="single"/>
     </w:rPr>
   </w:style>
-  <w:style w:type="character" w:styleId="Bullets">
-    <w:name w:val="Bullets"/>
+  <w:style w:type="character" w:styleId="Bulletsuser">
+    <w:name w:val="Bullets (user)"/>
     <w:qFormat/>
     <w:rPr>
       <w:rFonts w:ascii="OpenSymbol" w:hAnsi="OpenSymbol" w:eastAsia="OpenSymbol" w:cs="OpenSymbol"/>
